--- a/final project folder/docs/EXECUTIVE_SUMMARY.docx
+++ b/final project folder/docs/EXECUTIVE_SUMMARY.docx
@@ -171,7 +171,7 @@
         <w:t xml:space="preserve"> </w:t>
       </w:r>
       <w:r>
-        <w:t xml:space="preserve">590 Sentinel-1 passes over the delta from 2017 to 2026: 905 km² flooded at least once.</w:t>
+        <w:t xml:space="preserve">590 Sentinel-1 passes over the delta from 2017 to 2026: 1,137 km² flooded at least once.</w:t>
       </w:r>
     </w:p>
     <w:p>
@@ -205,13 +205,13 @@
         <w:t xml:space="preserve"> </w:t>
       </w:r>
       <w:r>
-        <w:t xml:space="preserve">0.23 against 0.07). A learned model that adds rain and flood history does</w:t>
-      </w:r>
-      <w:r>
-        <w:t xml:space="preserve"> </w:t>
-      </w:r>
-      <w:r>
-        <w:t xml:space="preserve">better still on heavy-rain passes (0.22 against 0.17).</w:t>
+        <w:t xml:space="preserve">0.20 against 0.04). A learned model that adds rain and flood history does</w:t>
+      </w:r>
+      <w:r>
+        <w:t xml:space="preserve"> </w:t>
+      </w:r>
+      <w:r>
+        <w:t xml:space="preserve">better still on heavy-rain passes (0.22 against 0.15).</w:t>
       </w:r>
     </w:p>
     <w:p>
@@ -302,6 +302,72 @@
       </w:r>
       <w:r>
         <w:t xml:space="preserve">roughness, bridges, bank soils, well levels.</w:t>
+      </w:r>
+    </w:p>
+    <w:p>
+      <w:pPr>
+        <w:pStyle w:val="Compact"/>
+        <w:numPr>
+          <w:ilvl w:val="0"/>
+          <w:numId w:val="1001"/>
+        </w:numPr>
+      </w:pPr>
+      <w:r>
+        <w:rPr>
+          <w:b/>
+          <w:bCs/>
+        </w:rPr>
+        <w:t xml:space="preserve">Forecasts and live warnings.</w:t>
+      </w:r>
+      <w:r>
+        <w:t xml:space="preserve"> </w:t>
+      </w:r>
+      <w:r>
+        <w:t xml:space="preserve">A model forecasts the Naraj flow one to three days ahead from the upstream flows and catchment rain (efficiency 0.89 three days ahead, against 0.79 for assuming no change). A live feed reads each day’s GloFAS ensemble, ECMWF rain and the official NDMA and CWC alerts and issues an impact-based warning: the villages to warn with dates, the villages that lose their hospital, the roads that close, a CAP alert and an Atom feed.</w:t>
+      </w:r>
+    </w:p>
+    <w:p>
+      <w:pPr>
+        <w:pStyle w:val="Compact"/>
+        <w:numPr>
+          <w:ilvl w:val="0"/>
+          <w:numId w:val="1001"/>
+        </w:numPr>
+      </w:pPr>
+      <w:r>
+        <w:rPr>
+          <w:b/>
+          <w:bCs/>
+        </w:rPr>
+        <w:t xml:space="preserve">More basins.</w:t>
+      </w:r>
+      <w:r>
+        <w:t xml:space="preserve"> </w:t>
+      </w:r>
+      <w:r>
+        <w:t xml:space="preserve">The same pipeline mapped the Brahmani–Baitarani delta (394 passes, 2,277 km² flooded at least once, 131,620 people on the largest flood seen) and the Brahmaputra at Majuli (346 passes, 2,145 km² flooded at least once, 137,306 people on the largest flood seen) from every radar pass since 2017; both run in the live feed under the same impact rule.</w:t>
+      </w:r>
+    </w:p>
+    <w:p>
+      <w:pPr>
+        <w:pStyle w:val="Compact"/>
+        <w:numPr>
+          <w:ilvl w:val="0"/>
+          <w:numId w:val="1001"/>
+        </w:numPr>
+      </w:pPr>
+      <w:r>
+        <w:rPr>
+          <w:b/>
+          <w:bCs/>
+        </w:rPr>
+        <w:t xml:space="preserve">Risk in rupees.</w:t>
+      </w:r>
+      <w:r>
+        <w:t xml:space="preserve"> </w:t>
+      </w:r>
+      <w:r>
+        <w:t xml:space="preserve">Flood damage to houses and paddy is at least ₹17 crore a year; raising the ten critical roads repays its cost about 17 times in hospital access alone.</w:t>
       </w:r>
     </w:p>
     <w:bookmarkEnd w:id="10"/>
@@ -371,7 +437,7 @@
               <w:pStyle w:val="Compact"/>
             </w:pPr>
             <w:r>
-              <w:t xml:space="preserve">216 km² / 25,163</w:t>
+              <w:t xml:space="preserve">240 km² / 30,427</w:t>
             </w:r>
           </w:p>
         </w:tc>
@@ -395,7 +461,7 @@
               <w:pStyle w:val="Compact"/>
             </w:pPr>
             <w:r>
-              <w:t xml:space="preserve">24</w:t>
+              <w:t xml:space="preserve">32</w:t>
             </w:r>
           </w:p>
         </w:tc>
@@ -419,7 +485,7 @@
               <w:pStyle w:val="Compact"/>
             </w:pPr>
             <w:r>
-              <w:t xml:space="preserve">36,941 in 32 settlements</w:t>
+              <w:t xml:space="preserve">52,423 in 41 settlements</w:t>
             </w:r>
           </w:p>
         </w:tc>
@@ -443,7 +509,7 @@
               <w:pStyle w:val="Compact"/>
             </w:pPr>
             <w:r>
-              <w:t xml:space="preserve">12,023 person-hours</w:t>
+              <w:t xml:space="preserve">10,077 person-hours</w:t>
             </w:r>
           </w:p>
         </w:tc>
@@ -467,7 +533,7 @@
               <w:pStyle w:val="Compact"/>
             </w:pPr>
             <w:r>
-              <w:t xml:space="preserve">3,626; about 0.8–1.0 m</w:t>
+              <w:t xml:space="preserve">4,080; about 0.8–1.0 m</w:t>
             </w:r>
           </w:p>
         </w:tc>
@@ -515,7 +581,7 @@
               <w:pStyle w:val="Compact"/>
             </w:pPr>
             <w:r>
-              <w:t xml:space="preserve">415,549; about 55 %</w:t>
+              <w:t xml:space="preserve">441,605; about 55 %</w:t>
             </w:r>
           </w:p>
         </w:tc>
@@ -563,7 +629,7 @@
               <w:pStyle w:val="Compact"/>
             </w:pPr>
             <w:r>
-              <w:t xml:space="preserve">December–April; 17,442 m³ (about ₹0.61 crore)</w:t>
+              <w:t xml:space="preserve">December–April; 27,603 m³ (about ₹0.97 crore)</w:t>
             </w:r>
           </w:p>
         </w:tc>
@@ -611,7 +677,79 @@
               <w:pStyle w:val="Compact"/>
             </w:pPr>
             <w:r>
-              <w:t xml:space="preserve">40 sirens reach 49% of exposed people at 1.5 km</w:t>
+              <w:t xml:space="preserve">40 sirens reach 48% of exposed people at 1.5 km</w:t>
+            </w:r>
+          </w:p>
+        </w:tc>
+      </w:tr>
+      <w:tr>
+        <w:tc>
+          <w:tcPr/>
+          <w:p>
+            <w:pPr>
+              <w:pStyle w:val="Compact"/>
+            </w:pPr>
+            <w:r>
+              <w:t xml:space="preserve">Expected flood damage a year (houses + paddy, lower bound)</w:t>
+            </w:r>
+          </w:p>
+        </w:tc>
+        <w:tc>
+          <w:tcPr/>
+          <w:p>
+            <w:pPr>
+              <w:pStyle w:val="Compact"/>
+            </w:pPr>
+            <w:r>
+              <w:t xml:space="preserve">₹17 crore</w:t>
+            </w:r>
+          </w:p>
+        </w:tc>
+      </w:tr>
+      <w:tr>
+        <w:tc>
+          <w:tcPr/>
+          <w:p>
+            <w:pPr>
+              <w:pStyle w:val="Compact"/>
+            </w:pPr>
+            <w:r>
+              <w:t xml:space="preserve">Raising the ten critical roads: benefit / cost</w:t>
+            </w:r>
+          </w:p>
+        </w:tc>
+        <w:tc>
+          <w:tcPr/>
+          <w:p>
+            <w:pPr>
+              <w:pStyle w:val="Compact"/>
+            </w:pPr>
+            <w:r>
+              <w:t xml:space="preserve">17 : 1</w:t>
+            </w:r>
+          </w:p>
+        </w:tc>
+      </w:tr>
+      <w:tr>
+        <w:tc>
+          <w:tcPr/>
+          <w:p>
+            <w:pPr>
+              <w:pStyle w:val="Compact"/>
+            </w:pPr>
+            <w:r>
+              <w:t xml:space="preserve">Naraj flow forecast, 1 / 2 / 3 days ahead (efficiency; 1 = perfect)</w:t>
+            </w:r>
+          </w:p>
+        </w:tc>
+        <w:tc>
+          <w:tcPr/>
+          <w:p>
+            <w:pPr>
+              <w:pStyle w:val="Compact"/>
+            </w:pPr>
+            <w:r>
+              <w:t xml:space="preserve">0.99 / 0.94 / 0.89</w:t>
             </w:r>
           </w:p>
         </w:tc>
@@ -644,13 +782,13 @@
         <w:t xml:space="preserve"> </w:t>
       </w:r>
       <w:r>
-        <w:t xml:space="preserve">delta, bulletins and CAP alerts for each forecast, a network of sites placed with data, and a field method to turn</w:t>
-      </w:r>
-      <w:r>
-        <w:t xml:space="preserve"> </w:t>
-      </w:r>
-      <w:r>
-        <w:t xml:space="preserve">their radar gauge readings into discharge.</w:t>
+        <w:t xml:space="preserve">delta, bulletins and CAP alerts for each forecast, a live feed that turns every day’s forecast into an impact-based</w:t>
+      </w:r>
+      <w:r>
+        <w:t xml:space="preserve"> </w:t>
+      </w:r>
+      <w:r>
+        <w:t xml:space="preserve">warning, a network of sites placed with data, and a field method to turn their radar gauge readings into discharge.</w:t>
       </w:r>
     </w:p>
     <w:bookmarkEnd w:id="12"/>
@@ -686,13 +824,13 @@
         <w:t xml:space="preserve"> </w:t>
       </w:r>
       <w:r>
-        <w:t xml:space="preserve">CWC/WRD flows, the radar models retrained at 20 m (ready, 0.681 against</w:t>
-      </w:r>
-      <w:r>
-        <w:t xml:space="preserve"> </w:t>
-      </w:r>
-      <w:r>
-        <w:t xml:space="preserve">0.646), fine-tuning on the delta with Sentinel-2 labels, and the Hirakud reservoir.</w:t>
+        <w:t xml:space="preserve">CWC/WRD flows, fine-tuning on the</w:t>
+      </w:r>
+      <w:r>
+        <w:t xml:space="preserve"> </w:t>
+      </w:r>
+      <w:r>
+        <w:t xml:space="preserve">delta with Sentinel-2 labels, and the Hirakud reservoir.</w:t>
       </w:r>
     </w:p>
     <w:p>
@@ -758,7 +896,31 @@
         <w:t xml:space="preserve">dashboard/index.html</w:t>
       </w:r>
       <w:r>
-        <w:t xml:space="preserve">, field kit</w:t>
+        <w:t xml:space="preserve">, live warnings</w:t>
+      </w:r>
+      <w:r>
+        <w:t xml:space="preserve"> </w:t>
+      </w:r>
+      <w:r>
+        <w:rPr>
+          <w:rStyle w:val="VerbatimChar"/>
+        </w:rPr>
+        <w:t xml:space="preserve">live/</w:t>
+      </w:r>
+      <w:r>
+        <w:t xml:space="preserve"> </w:t>
+      </w:r>
+      <w:r>
+        <w:t xml:space="preserve">(</w:t>
+      </w:r>
+      <w:r>
+        <w:rPr>
+          <w:rStyle w:val="VerbatimChar"/>
+        </w:rPr>
+        <w:t xml:space="preserve">python live/run_live.py</w:t>
+      </w:r>
+      <w:r>
+        <w:t xml:space="preserve">), field kit</w:t>
       </w:r>
       <w:r>
         <w:t xml:space="preserve"> </w:t>
@@ -770,7 +932,13 @@
         <w:t xml:space="preserve">fieldkit/</w:t>
       </w:r>
       <w:r>
-        <w:t xml:space="preserve">, plan</w:t>
+        <w:t xml:space="preserve">,</w:t>
+      </w:r>
+      <w:r>
+        <w:t xml:space="preserve"> </w:t>
+      </w:r>
+      <w:r>
+        <w:t xml:space="preserve">plan</w:t>
       </w:r>
       <w:r>
         <w:t xml:space="preserve"> </w:t>
